--- a/전시정보_캘린더_작동원리.docx
+++ b/전시정보_캘린더_작동원리.docx
@@ -37,6 +37,101 @@
           <w:sz w:val="18"/>
         </w:rPr>
         <w:t>작성일: 2026-08-25</w:t>
+      </w:r>
+    </w:p>
+    <w:p>
+      <w:r>
+        <w:rPr>
+          <w:rFonts w:ascii="Pretendard" w:hAnsi="Pretendard" w:eastAsia="Pretendard"/>
+          <w:b w:val="0"/>
+          <w:color w:val="CBC2D3"/>
+          <w:sz w:val="18"/>
+        </w:rPr>
+        <w:t>────────────────────────────────────────</w:t>
+      </w:r>
+    </w:p>
+    <w:p>
+      <w:pPr>
+        <w:spacing w:before="320" w:after="120"/>
+      </w:pPr>
+      <w:r>
+        <w:rPr>
+          <w:rFonts w:ascii="Pretendard" w:hAnsi="Pretendard" w:eastAsia="Pretendard"/>
+          <w:b/>
+          <w:color w:val="C9426F"/>
+          <w:sz w:val="28"/>
+        </w:rPr>
+        <w:t>핵심 주소 모음</w:t>
+      </w:r>
+    </w:p>
+    <w:p>
+      <w:pPr>
+        <w:pStyle w:val="ListBullet"/>
+        <w:spacing w:after="60" w:line="312" w:lineRule="auto"/>
+      </w:pPr>
+      <w:r>
+        <w:rPr>
+          <w:rFonts w:ascii="Pretendard" w:hAnsi="Pretendard" w:eastAsia="Pretendard"/>
+          <w:b w:val="0"/>
+          <w:sz w:val="21"/>
+        </w:rPr>
+        <w:t>앱 주소(모바일에서 이거 열면 됨): https://exhibit-calendar.vercel.app</w:t>
+      </w:r>
+    </w:p>
+    <w:p>
+      <w:pPr>
+        <w:pStyle w:val="ListBullet"/>
+        <w:spacing w:after="60" w:line="312" w:lineRule="auto"/>
+      </w:pPr>
+      <w:r>
+        <w:rPr>
+          <w:rFonts w:ascii="Pretendard" w:hAnsi="Pretendard" w:eastAsia="Pretendard"/>
+          <w:b w:val="0"/>
+          <w:sz w:val="21"/>
+        </w:rPr>
+        <w:t>코드·데이터 저장소(GitHub): https://github.com/chieutchieutkr-web/exhibit-calendar-</w:t>
+      </w:r>
+    </w:p>
+    <w:p>
+      <w:pPr>
+        <w:pStyle w:val="ListBullet"/>
+        <w:spacing w:after="60" w:line="312" w:lineRule="auto"/>
+      </w:pPr>
+      <w:r>
+        <w:rPr>
+          <w:rFonts w:ascii="Pretendard" w:hAnsi="Pretendard" w:eastAsia="Pretendard"/>
+          <w:b w:val="0"/>
+          <w:sz w:val="21"/>
+        </w:rPr>
+        <w:t>자동 업데이트 루틴 관리 페이지: https://claude.ai/code/routines/trig_01JgjGn4bmT4rnmZGjqkWdQf</w:t>
+      </w:r>
+    </w:p>
+    <w:p>
+      <w:pPr>
+        <w:pStyle w:val="ListBullet"/>
+        <w:spacing w:after="60" w:line="312" w:lineRule="auto"/>
+      </w:pPr>
+      <w:r>
+        <w:rPr>
+          <w:rFonts w:ascii="Pretendard" w:hAnsi="Pretendard" w:eastAsia="Pretendard"/>
+          <w:b w:val="0"/>
+          <w:sz w:val="21"/>
+        </w:rPr>
+        <w:t>Vercel 배포 관리: https://vercel.com (프로젝트명 exhibit-calendar)</w:t>
+      </w:r>
+    </w:p>
+    <w:p>
+      <w:pPr>
+        <w:pStyle w:val="ListBullet"/>
+        <w:spacing w:after="60" w:line="312" w:lineRule="auto"/>
+      </w:pPr>
+      <w:r>
+        <w:rPr>
+          <w:rFonts w:ascii="Pretendard" w:hAnsi="Pretendard" w:eastAsia="Pretendard"/>
+          <w:b w:val="0"/>
+          <w:sz w:val="21"/>
+        </w:rPr>
+        <w:t>네이버 지도 설정 관리: NCP 콘솔 &gt; Maps &gt; Application &gt; exhibit-calendar</w:t>
       </w:r>
     </w:p>
     <w:p>
@@ -297,7 +392,131 @@
           <w:color w:val="C9426F"/>
           <w:sz w:val="28"/>
         </w:rPr>
-        <w:t>3. 앱 화면 구성 (4탭)</w:t>
+        <w:t>3. 어떤 정보가, 어디에 저장되나</w:t>
+      </w:r>
+    </w:p>
+    <w:p>
+      <w:pPr>
+        <w:spacing w:after="120" w:line="324" w:lineRule="auto"/>
+      </w:pPr>
+      <w:r>
+        <w:rPr>
+          <w:rFonts w:ascii="Pretendard" w:hAnsi="Pretendard" w:eastAsia="Pretendard"/>
+          <w:b/>
+          <w:sz w:val="21"/>
+        </w:rPr>
+        <w:t>전시 정보 (모두가 함께 보는 데이터)</w:t>
+      </w:r>
+    </w:p>
+    <w:p>
+      <w:pPr>
+        <w:pStyle w:val="ListBullet"/>
+        <w:spacing w:after="60" w:line="312" w:lineRule="auto"/>
+      </w:pPr>
+      <w:r>
+        <w:rPr>
+          <w:rFonts w:ascii="Pretendard" w:hAnsi="Pretendard" w:eastAsia="Pretendard"/>
+          <w:b w:val="0"/>
+          <w:sz w:val="21"/>
+        </w:rPr>
+        <w:t>저장 위치: GitHub 저장소의 data/exhibitions.json 파일 (텍스트 파일, 앱이 열릴 때마다 여기서 읽어옴)</w:t>
+      </w:r>
+    </w:p>
+    <w:p>
+      <w:pPr>
+        <w:pStyle w:val="ListBullet"/>
+        <w:spacing w:after="60" w:line="312" w:lineRule="auto"/>
+      </w:pPr>
+      <w:r>
+        <w:rPr>
+          <w:rFonts w:ascii="Pretendard" w:hAnsi="Pretendard" w:eastAsia="Pretendard"/>
+          <w:b w:val="0"/>
+          <w:sz w:val="21"/>
+        </w:rPr>
+        <w:t>저장되는 항목: 전시 제목 · 작가 · 장소 · 주소 · 위도/경도 · 전시 기간 · 관람시간 · 휴관일 · 야간개장 요일/시간 · 대중교통 소요시간(건국대병원 기준) · 전시 특징 · 작가 소개 · 영상에서 꼭 봐야 할 내용 · 추천 영상 링크 · 전시별 고유 색상</w:t>
+      </w:r>
+    </w:p>
+    <w:p>
+      <w:pPr>
+        <w:pStyle w:val="ListBullet"/>
+        <w:spacing w:after="60" w:line="312" w:lineRule="auto"/>
+      </w:pPr>
+      <w:r>
+        <w:rPr>
+          <w:rFonts w:ascii="Pretendard" w:hAnsi="Pretendard" w:eastAsia="Pretendard"/>
+          <w:b w:val="0"/>
+          <w:sz w:val="21"/>
+        </w:rPr>
+        <w:t>처리 이력: data/seen.json 파일에 '이미 확인한 유튜브 영상 ID'를 기록해서 같은 영상을 중복으로 처리하지 않음</w:t>
+      </w:r>
+    </w:p>
+    <w:p>
+      <w:pPr>
+        <w:spacing w:after="120" w:line="324" w:lineRule="auto"/>
+      </w:pPr>
+      <w:r>
+        <w:rPr>
+          <w:rFonts w:ascii="Pretendard" w:hAnsi="Pretendard" w:eastAsia="Pretendard"/>
+          <w:b/>
+          <w:sz w:val="21"/>
+        </w:rPr>
+        <w:t>저장한 전시(북마크) — 나만 보는 데이터</w:t>
+      </w:r>
+    </w:p>
+    <w:p>
+      <w:pPr>
+        <w:pStyle w:val="ListBullet"/>
+        <w:spacing w:after="60" w:line="312" w:lineRule="auto"/>
+      </w:pPr>
+      <w:r>
+        <w:rPr>
+          <w:rFonts w:ascii="Pretendard" w:hAnsi="Pretendard" w:eastAsia="Pretendard"/>
+          <w:b w:val="0"/>
+          <w:sz w:val="21"/>
+        </w:rPr>
+        <w:t>저장 위치: 내 스마트폰/브라우저 안(localStorage) — 서버에는 저장되지 않음</w:t>
+      </w:r>
+    </w:p>
+    <w:p>
+      <w:pPr>
+        <w:pStyle w:val="ListBullet"/>
+        <w:spacing w:after="60" w:line="312" w:lineRule="auto"/>
+      </w:pPr>
+      <w:r>
+        <w:rPr>
+          <w:rFonts w:ascii="Pretendard" w:hAnsi="Pretendard" w:eastAsia="Pretendard"/>
+          <w:b w:val="0"/>
+          <w:sz w:val="21"/>
+        </w:rPr>
+        <w:t>그래서 다른 기기나 다른 브라우저에서 열면 저장 목록이 비어있는 게 정상임</w:t>
+      </w:r>
+    </w:p>
+    <w:p>
+      <w:pPr>
+        <w:pStyle w:val="ListBullet"/>
+        <w:spacing w:after="60" w:line="312" w:lineRule="auto"/>
+      </w:pPr>
+      <w:r>
+        <w:rPr>
+          <w:rFonts w:ascii="Pretendard" w:hAnsi="Pretendard" w:eastAsia="Pretendard"/>
+          <w:b w:val="0"/>
+          <w:sz w:val="21"/>
+        </w:rPr>
+        <w:t>종료 임박(D-7) 알림은 실시간 푸시가 아니라, 저장 탭을 열었을 때 보이는 화면 안 배너로만 표시됨</w:t>
+      </w:r>
+    </w:p>
+    <w:p>
+      <w:pPr>
+        <w:spacing w:before="320" w:after="120"/>
+      </w:pPr>
+      <w:r>
+        <w:rPr>
+          <w:rFonts w:ascii="Pretendard" w:hAnsi="Pretendard" w:eastAsia="Pretendard"/>
+          <w:b/>
+          <w:color w:val="C9426F"/>
+          <w:sz w:val="28"/>
+        </w:rPr>
+        <w:t>4. 앱 화면 구성 (4탭)</w:t>
       </w:r>
     </w:p>
     <w:p>
@@ -380,7 +599,7 @@
           <w:color w:val="C9426F"/>
           <w:sz w:val="28"/>
         </w:rPr>
-        <w:t>4. 어떤 서비스들이 쓰였나</w:t>
+        <w:t>5. 어떤 서비스들이 쓰였나</w:t>
       </w:r>
     </w:p>
     <w:p>
@@ -463,7 +682,7 @@
           <w:color w:val="C9426F"/>
           <w:sz w:val="28"/>
         </w:rPr>
-        <w:t>5. 뭔가 안 될 때 확인할 곳</w:t>
+        <w:t>6. 뭔가 안 될 때 확인할 곳</w:t>
       </w:r>
     </w:p>
     <w:p>
